--- a/mokdong1/2mid/word/md1s2_L4_test_exam.docx
+++ b/mokdong1/2mid/word/md1s2_L4_test_exam.docx
@@ -19,10 +19,10 @@
     </w:p>
     <w:p>
       <w:pPr>
-        <w:spacing w:after="80"/>
         <w:pBdr>
           <w:bottom w:val="single" w:sz="8" w:space="2" w:color="1F3864"/>
         </w:pBdr>
+        <w:spacing w:after="80"/>
       </w:pPr>
       <w:r>
         <w:rPr>
@@ -144,8 +144,6 @@
     </w:p>
     <w:p>
       <w:pPr>
-        <w:spacing w:after="30"/>
-        <w:ind w:left="57" w:right="57"/>
         <w:pBdr>
           <w:top w:val="single" w:sz="4" w:space="3" w:color="8DA2C4"/>
           <w:left w:val="single" w:sz="4" w:space="3" w:color="8DA2C4"/>
@@ -153,6 +151,8 @@
           <w:right w:val="single" w:sz="4" w:space="3" w:color="8DA2C4"/>
         </w:pBdr>
         <w:shd w:val="clear" w:color="auto" w:fill="F7F9FC"/>
+        <w:spacing w:after="30"/>
+        <w:ind w:left="57" w:right="57"/>
       </w:pPr>
       <w:r>
         <w:rPr>
@@ -355,8 +355,6 @@
     </w:p>
     <w:p>
       <w:pPr>
-        <w:spacing w:after="30"/>
-        <w:ind w:left="57" w:right="57"/>
         <w:pBdr>
           <w:top w:val="single" w:sz="4" w:space="3" w:color="8DA2C4"/>
           <w:left w:val="single" w:sz="4" w:space="3" w:color="8DA2C4"/>
@@ -364,6 +362,8 @@
           <w:right w:val="single" w:sz="4" w:space="3" w:color="8DA2C4"/>
         </w:pBdr>
         <w:shd w:val="clear" w:color="auto" w:fill="F7F9FC"/>
+        <w:spacing w:after="30"/>
+        <w:ind w:left="57" w:right="57"/>
       </w:pPr>
       <w:r>
         <w:rPr>
@@ -500,8 +500,6 @@
     </w:p>
     <w:p>
       <w:pPr>
-        <w:spacing w:after="30"/>
-        <w:ind w:left="57" w:right="57"/>
         <w:pBdr>
           <w:top w:val="single" w:sz="4" w:space="3" w:color="8DA2C4"/>
           <w:left w:val="single" w:sz="4" w:space="3" w:color="8DA2C4"/>
@@ -509,6 +507,8 @@
           <w:right w:val="single" w:sz="4" w:space="3" w:color="8DA2C4"/>
         </w:pBdr>
         <w:shd w:val="clear" w:color="auto" w:fill="F7F9FC"/>
+        <w:spacing w:after="30"/>
+        <w:ind w:left="57" w:right="57"/>
       </w:pPr>
       <w:r>
         <w:rPr>
@@ -684,8 +684,6 @@
     </w:p>
     <w:p>
       <w:pPr>
-        <w:spacing w:after="30"/>
-        <w:ind w:left="57" w:right="57"/>
         <w:pBdr>
           <w:top w:val="single" w:sz="4" w:space="3" w:color="8DA2C4"/>
           <w:left w:val="single" w:sz="4" w:space="3" w:color="8DA2C4"/>
@@ -693,6 +691,8 @@
           <w:right w:val="single" w:sz="4" w:space="3" w:color="8DA2C4"/>
         </w:pBdr>
         <w:shd w:val="clear" w:color="auto" w:fill="F7F9FC"/>
+        <w:spacing w:after="30"/>
+        <w:ind w:left="57" w:right="57"/>
       </w:pPr>
       <w:r>
         <w:rPr>
@@ -1189,8 +1189,6 @@
     </w:p>
     <w:p>
       <w:pPr>
-        <w:spacing w:after="30"/>
-        <w:ind w:left="57" w:right="57"/>
         <w:pBdr>
           <w:top w:val="single" w:sz="4" w:space="3" w:color="8DA2C4"/>
           <w:left w:val="single" w:sz="4" w:space="3" w:color="8DA2C4"/>
@@ -1198,6 +1196,8 @@
           <w:right w:val="single" w:sz="4" w:space="3" w:color="8DA2C4"/>
         </w:pBdr>
         <w:shd w:val="clear" w:color="auto" w:fill="F7F9FC"/>
+        <w:spacing w:after="30"/>
+        <w:ind w:left="57" w:right="57"/>
       </w:pPr>
       <w:r>
         <w:rPr>
@@ -1493,8 +1493,6 @@
     </w:p>
     <w:p>
       <w:pPr>
-        <w:spacing w:after="30"/>
-        <w:ind w:left="57" w:right="57"/>
         <w:pBdr>
           <w:top w:val="single" w:sz="4" w:space="3" w:color="8DA2C4"/>
           <w:left w:val="single" w:sz="4" w:space="3" w:color="8DA2C4"/>
@@ -1502,6 +1500,8 @@
           <w:right w:val="single" w:sz="4" w:space="3" w:color="8DA2C4"/>
         </w:pBdr>
         <w:shd w:val="clear" w:color="auto" w:fill="F7F9FC"/>
+        <w:spacing w:after="30"/>
+        <w:ind w:left="57" w:right="57"/>
       </w:pPr>
       <w:r>
         <w:rPr>
@@ -1581,8 +1581,6 @@
     </w:p>
     <w:p>
       <w:pPr>
-        <w:spacing w:after="30"/>
-        <w:ind w:left="57" w:right="57"/>
         <w:pBdr>
           <w:top w:val="single" w:sz="4" w:space="3" w:color="8DA2C4"/>
           <w:left w:val="single" w:sz="4" w:space="3" w:color="8DA2C4"/>
@@ -1590,6 +1588,8 @@
           <w:right w:val="single" w:sz="4" w:space="3" w:color="8DA2C4"/>
         </w:pBdr>
         <w:shd w:val="clear" w:color="auto" w:fill="F7F9FC"/>
+        <w:spacing w:after="30"/>
+        <w:ind w:left="57" w:right="57"/>
       </w:pPr>
       <w:r>
         <w:rPr>
@@ -1729,8 +1729,6 @@
     </w:p>
     <w:p>
       <w:pPr>
-        <w:spacing w:after="30"/>
-        <w:ind w:left="57" w:right="57"/>
         <w:pBdr>
           <w:top w:val="single" w:sz="4" w:space="3" w:color="8DA2C4"/>
           <w:left w:val="single" w:sz="4" w:space="3" w:color="8DA2C4"/>
@@ -1738,6 +1736,8 @@
           <w:right w:val="single" w:sz="4" w:space="3" w:color="8DA2C4"/>
         </w:pBdr>
         <w:shd w:val="clear" w:color="auto" w:fill="F7F9FC"/>
+        <w:spacing w:after="30"/>
+        <w:ind w:left="57" w:right="57"/>
       </w:pPr>
       <w:r>
         <w:rPr>
@@ -2039,8 +2039,6 @@
     </w:p>
     <w:p>
       <w:pPr>
-        <w:spacing w:after="30"/>
-        <w:ind w:left="57" w:right="57"/>
         <w:pBdr>
           <w:top w:val="single" w:sz="4" w:space="3" w:color="8DA2C4"/>
           <w:left w:val="single" w:sz="4" w:space="3" w:color="8DA2C4"/>
@@ -2048,6 +2046,8 @@
           <w:right w:val="single" w:sz="4" w:space="3" w:color="8DA2C4"/>
         </w:pBdr>
         <w:shd w:val="clear" w:color="auto" w:fill="F7F9FC"/>
+        <w:spacing w:after="30"/>
+        <w:ind w:left="57" w:right="57"/>
       </w:pPr>
       <w:r>
         <w:rPr>
@@ -2172,8 +2172,6 @@
     </w:p>
     <w:p>
       <w:pPr>
-        <w:spacing w:after="30"/>
-        <w:ind w:left="57" w:right="57"/>
         <w:pBdr>
           <w:top w:val="single" w:sz="4" w:space="3" w:color="8DA2C4"/>
           <w:left w:val="single" w:sz="4" w:space="3" w:color="8DA2C4"/>
@@ -2181,6 +2179,8 @@
           <w:right w:val="single" w:sz="4" w:space="3" w:color="8DA2C4"/>
         </w:pBdr>
         <w:shd w:val="clear" w:color="auto" w:fill="F7F9FC"/>
+        <w:spacing w:after="30"/>
+        <w:ind w:left="57" w:right="57"/>
       </w:pPr>
       <w:r>
         <w:rPr>
@@ -2410,8 +2410,6 @@
     </w:p>
     <w:p>
       <w:pPr>
-        <w:spacing w:after="30"/>
-        <w:ind w:left="57" w:right="57"/>
         <w:pBdr>
           <w:top w:val="single" w:sz="4" w:space="3" w:color="8DA2C4"/>
           <w:left w:val="single" w:sz="4" w:space="3" w:color="8DA2C4"/>
@@ -2419,6 +2417,8 @@
           <w:right w:val="single" w:sz="4" w:space="3" w:color="8DA2C4"/>
         </w:pBdr>
         <w:shd w:val="clear" w:color="auto" w:fill="F7F9FC"/>
+        <w:spacing w:after="30"/>
+        <w:ind w:left="57" w:right="57"/>
       </w:pPr>
       <w:r>
         <w:rPr>
@@ -2672,8 +2672,6 @@
     </w:p>
     <w:p>
       <w:pPr>
-        <w:spacing w:after="30"/>
-        <w:ind w:left="57" w:right="57"/>
         <w:pBdr>
           <w:top w:val="single" w:sz="4" w:space="3" w:color="8DA2C4"/>
           <w:left w:val="single" w:sz="4" w:space="3" w:color="8DA2C4"/>
@@ -2681,6 +2679,8 @@
           <w:right w:val="single" w:sz="4" w:space="3" w:color="8DA2C4"/>
         </w:pBdr>
         <w:shd w:val="clear" w:color="auto" w:fill="F7F9FC"/>
+        <w:spacing w:after="30"/>
+        <w:ind w:left="57" w:right="57"/>
       </w:pPr>
       <w:r>
         <w:rPr>
@@ -2892,8 +2892,6 @@
     </w:p>
     <w:p>
       <w:pPr>
-        <w:spacing w:after="30"/>
-        <w:ind w:left="57" w:right="57"/>
         <w:pBdr>
           <w:top w:val="single" w:sz="4" w:space="3" w:color="8DA2C4"/>
           <w:left w:val="single" w:sz="4" w:space="3" w:color="8DA2C4"/>
@@ -2901,6 +2899,8 @@
           <w:right w:val="single" w:sz="4" w:space="3" w:color="8DA2C4"/>
         </w:pBdr>
         <w:shd w:val="clear" w:color="auto" w:fill="F7F9FC"/>
+        <w:spacing w:after="30"/>
+        <w:ind w:left="57" w:right="57"/>
       </w:pPr>
       <w:r>
         <w:rPr>
@@ -3485,8 +3485,8 @@
           <w:type w:val="continuous"/>
           <w:pgSz w:w="11906" w:h="16838"/>
           <w:pgMar w:top="680" w:right="794" w:bottom="624" w:left="794" w:header="720" w:footer="720" w:gutter="0"/>
+          <w:cols w:num="2" w:space="396" w:sep="1"/>
           <w:docGrid w:linePitch="360"/>
-          <w:cols w:num="2" w:space="396" w:sep="1"/>
         </w:sectPr>
       </w:pPr>
     </w:p>
@@ -4083,8 +4083,8 @@
     <w:sectPr>
       <w:pgSz w:w="11906" w:h="16838"/>
       <w:pgMar w:top="680" w:right="794" w:bottom="624" w:left="794" w:header="720" w:footer="720" w:gutter="0"/>
+      <w:cols w:num="1" w:space="396"/>
       <w:docGrid w:linePitch="360"/>
-      <w:cols w:num="1" w:space="396"/>
     </w:sectPr>
   </w:body>
 </w:document>

--- a/mokdong1/2mid/word/md1s2_L4_test_exam.docx
+++ b/mokdong1/2mid/word/md1s2_L4_test_exam.docx
@@ -19,10 +19,10 @@
     </w:p>
     <w:p>
       <w:pPr>
+        <w:spacing w:after="80"/>
         <w:pBdr>
           <w:bottom w:val="single" w:sz="8" w:space="2" w:color="1F3864"/>
         </w:pBdr>
-        <w:spacing w:after="80"/>
       </w:pPr>
       <w:r>
         <w:rPr>
@@ -94,7 +94,7 @@
           <w:sz w:val="20"/>
           <w:u w:val="none"/>
         </w:rPr>
-        <w:t xml:space="preserve">다음 영영풀이에 해당하는 단어를 &lt;보기&gt;의 철자를 </w:t>
+        <w:t xml:space="preserve">다음 우리말 뜻에 해당하는 단어를 &lt;보기&gt;의 철자를 </w:t>
       </w:r>
       <w:r>
         <w:rPr>
@@ -144,6 +144,8 @@
     </w:p>
     <w:p>
       <w:pPr>
+        <w:spacing w:after="30"/>
+        <w:ind w:left="57" w:right="57"/>
         <w:pBdr>
           <w:top w:val="single" w:sz="4" w:space="3" w:color="8DA2C4"/>
           <w:left w:val="single" w:sz="4" w:space="3" w:color="8DA2C4"/>
@@ -151,8 +153,6 @@
           <w:right w:val="single" w:sz="4" w:space="3" w:color="8DA2C4"/>
         </w:pBdr>
         <w:shd w:val="clear" w:color="auto" w:fill="F7F9FC"/>
-        <w:spacing w:after="30"/>
-        <w:ind w:left="57" w:right="57"/>
       </w:pPr>
       <w:r>
         <w:rPr>
@@ -161,7 +161,7 @@
           <w:sz w:val="20"/>
           <w:u w:val="none"/>
         </w:rPr>
-        <w:t>something that you buy or keep to remember a place you visited</w:t>
+        <w:t>기념품 (본문: I bought some souvenirs.)</w:t>
       </w:r>
       <w:r>
         <w:br/>
@@ -215,7 +215,7 @@
           <w:sz w:val="20"/>
           <w:u w:val="none"/>
         </w:rPr>
-        <w:t xml:space="preserve">다음 중 단어와 영영풀이가 </w:t>
+        <w:t xml:space="preserve">다음 중 단어와 우리말 뜻이 </w:t>
       </w:r>
       <w:r>
         <w:rPr>
@@ -247,7 +247,7 @@
     </w:p>
     <w:p>
       <w:pPr>
-        <w:spacing w:after="10"/>
+        <w:spacing w:after="30"/>
         <w:ind w:left="170"/>
       </w:pPr>
       <w:r>
@@ -257,67 +257,7 @@
           <w:sz w:val="20"/>
           <w:u w:val="none"/>
         </w:rPr>
-        <w:t>① cliff: a high area of rock with a very steep side</w:t>
-      </w:r>
-    </w:p>
-    <w:p>
-      <w:pPr>
-        <w:spacing w:after="10"/>
-        <w:ind w:left="170"/>
-      </w:pPr>
-      <w:r>
-        <w:rPr>
-          <w:b w:val="0"/>
-          <w:i w:val="0"/>
-          <w:sz w:val="20"/>
-          <w:u w:val="none"/>
-        </w:rPr>
-        <w:t>② local: a person who lives in a particular place</w:t>
-      </w:r>
-    </w:p>
-    <w:p>
-      <w:pPr>
-        <w:spacing w:after="10"/>
-        <w:ind w:left="170"/>
-      </w:pPr>
-      <w:r>
-        <w:rPr>
-          <w:b w:val="0"/>
-          <w:i w:val="0"/>
-          <w:sz w:val="20"/>
-          <w:u w:val="none"/>
-        </w:rPr>
-        <w:t>③ terrace: a flat outdoor area next to a building</w:t>
-      </w:r>
-    </w:p>
-    <w:p>
-      <w:pPr>
-        <w:spacing w:after="10"/>
-        <w:ind w:left="170"/>
-      </w:pPr>
-      <w:r>
-        <w:rPr>
-          <w:b w:val="0"/>
-          <w:i w:val="0"/>
-          <w:sz w:val="20"/>
-          <w:u w:val="none"/>
-        </w:rPr>
-        <w:t>④ narrow: very wide and open</w:t>
-      </w:r>
-    </w:p>
-    <w:p>
-      <w:pPr>
-        <w:spacing w:after="10"/>
-        <w:ind w:left="170"/>
-      </w:pPr>
-      <w:r>
-        <w:rPr>
-          <w:b w:val="0"/>
-          <w:i w:val="0"/>
-          <w:sz w:val="20"/>
-          <w:u w:val="none"/>
-        </w:rPr>
-        <w:t>⑤ sunrise: the time when the sun first appears in the morning</w:t>
+        <w:t>① cliff: 절벽    ② local: 현지인    ③ terrace: 테라스    ④ narrow: 넓은    ⑤ sunrise: 일출</w:t>
       </w:r>
     </w:p>
     <w:p>
@@ -355,6 +295,8 @@
     </w:p>
     <w:p>
       <w:pPr>
+        <w:spacing w:after="30"/>
+        <w:ind w:left="57" w:right="57"/>
         <w:pBdr>
           <w:top w:val="single" w:sz="4" w:space="3" w:color="8DA2C4"/>
           <w:left w:val="single" w:sz="4" w:space="3" w:color="8DA2C4"/>
@@ -362,8 +304,6 @@
           <w:right w:val="single" w:sz="4" w:space="3" w:color="8DA2C4"/>
         </w:pBdr>
         <w:shd w:val="clear" w:color="auto" w:fill="F7F9FC"/>
-        <w:spacing w:after="30"/>
-        <w:ind w:left="57" w:right="57"/>
       </w:pPr>
       <w:r>
         <w:rPr>
@@ -500,6 +440,8 @@
     </w:p>
     <w:p>
       <w:pPr>
+        <w:spacing w:after="30"/>
+        <w:ind w:left="57" w:right="57"/>
         <w:pBdr>
           <w:top w:val="single" w:sz="4" w:space="3" w:color="8DA2C4"/>
           <w:left w:val="single" w:sz="4" w:space="3" w:color="8DA2C4"/>
@@ -507,8 +449,6 @@
           <w:right w:val="single" w:sz="4" w:space="3" w:color="8DA2C4"/>
         </w:pBdr>
         <w:shd w:val="clear" w:color="auto" w:fill="F7F9FC"/>
-        <w:spacing w:after="30"/>
-        <w:ind w:left="57" w:right="57"/>
       </w:pPr>
       <w:r>
         <w:rPr>
@@ -684,6 +624,8 @@
     </w:p>
     <w:p>
       <w:pPr>
+        <w:spacing w:after="30"/>
+        <w:ind w:left="57" w:right="57"/>
         <w:pBdr>
           <w:top w:val="single" w:sz="4" w:space="3" w:color="8DA2C4"/>
           <w:left w:val="single" w:sz="4" w:space="3" w:color="8DA2C4"/>
@@ -691,8 +633,6 @@
           <w:right w:val="single" w:sz="4" w:space="3" w:color="8DA2C4"/>
         </w:pBdr>
         <w:shd w:val="clear" w:color="auto" w:fill="F7F9FC"/>
-        <w:spacing w:after="30"/>
-        <w:ind w:left="57" w:right="57"/>
       </w:pPr>
       <w:r>
         <w:rPr>
@@ -1189,6 +1129,8 @@
     </w:p>
     <w:p>
       <w:pPr>
+        <w:spacing w:after="30"/>
+        <w:ind w:left="57" w:right="57"/>
         <w:pBdr>
           <w:top w:val="single" w:sz="4" w:space="3" w:color="8DA2C4"/>
           <w:left w:val="single" w:sz="4" w:space="3" w:color="8DA2C4"/>
@@ -1196,8 +1138,6 @@
           <w:right w:val="single" w:sz="4" w:space="3" w:color="8DA2C4"/>
         </w:pBdr>
         <w:shd w:val="clear" w:color="auto" w:fill="F7F9FC"/>
-        <w:spacing w:after="30"/>
-        <w:ind w:left="57" w:right="57"/>
       </w:pPr>
       <w:r>
         <w:rPr>
@@ -1493,6 +1433,8 @@
     </w:p>
     <w:p>
       <w:pPr>
+        <w:spacing w:after="30"/>
+        <w:ind w:left="57" w:right="57"/>
         <w:pBdr>
           <w:top w:val="single" w:sz="4" w:space="3" w:color="8DA2C4"/>
           <w:left w:val="single" w:sz="4" w:space="3" w:color="8DA2C4"/>
@@ -1500,8 +1442,6 @@
           <w:right w:val="single" w:sz="4" w:space="3" w:color="8DA2C4"/>
         </w:pBdr>
         <w:shd w:val="clear" w:color="auto" w:fill="F7F9FC"/>
-        <w:spacing w:after="30"/>
-        <w:ind w:left="57" w:right="57"/>
       </w:pPr>
       <w:r>
         <w:rPr>
@@ -1581,6 +1521,8 @@
     </w:p>
     <w:p>
       <w:pPr>
+        <w:spacing w:after="30"/>
+        <w:ind w:left="57" w:right="57"/>
         <w:pBdr>
           <w:top w:val="single" w:sz="4" w:space="3" w:color="8DA2C4"/>
           <w:left w:val="single" w:sz="4" w:space="3" w:color="8DA2C4"/>
@@ -1588,8 +1530,6 @@
           <w:right w:val="single" w:sz="4" w:space="3" w:color="8DA2C4"/>
         </w:pBdr>
         <w:shd w:val="clear" w:color="auto" w:fill="F7F9FC"/>
-        <w:spacing w:after="30"/>
-        <w:ind w:left="57" w:right="57"/>
       </w:pPr>
       <w:r>
         <w:rPr>
@@ -1729,6 +1669,8 @@
     </w:p>
     <w:p>
       <w:pPr>
+        <w:spacing w:after="30"/>
+        <w:ind w:left="57" w:right="57"/>
         <w:pBdr>
           <w:top w:val="single" w:sz="4" w:space="3" w:color="8DA2C4"/>
           <w:left w:val="single" w:sz="4" w:space="3" w:color="8DA2C4"/>
@@ -1736,8 +1678,6 @@
           <w:right w:val="single" w:sz="4" w:space="3" w:color="8DA2C4"/>
         </w:pBdr>
         <w:shd w:val="clear" w:color="auto" w:fill="F7F9FC"/>
-        <w:spacing w:after="30"/>
-        <w:ind w:left="57" w:right="57"/>
       </w:pPr>
       <w:r>
         <w:rPr>
@@ -2039,6 +1979,8 @@
     </w:p>
     <w:p>
       <w:pPr>
+        <w:spacing w:after="30"/>
+        <w:ind w:left="57" w:right="57"/>
         <w:pBdr>
           <w:top w:val="single" w:sz="4" w:space="3" w:color="8DA2C4"/>
           <w:left w:val="single" w:sz="4" w:space="3" w:color="8DA2C4"/>
@@ -2046,8 +1988,6 @@
           <w:right w:val="single" w:sz="4" w:space="3" w:color="8DA2C4"/>
         </w:pBdr>
         <w:shd w:val="clear" w:color="auto" w:fill="F7F9FC"/>
-        <w:spacing w:after="30"/>
-        <w:ind w:left="57" w:right="57"/>
       </w:pPr>
       <w:r>
         <w:rPr>
@@ -2172,6 +2112,8 @@
     </w:p>
     <w:p>
       <w:pPr>
+        <w:spacing w:after="30"/>
+        <w:ind w:left="57" w:right="57"/>
         <w:pBdr>
           <w:top w:val="single" w:sz="4" w:space="3" w:color="8DA2C4"/>
           <w:left w:val="single" w:sz="4" w:space="3" w:color="8DA2C4"/>
@@ -2179,8 +2121,6 @@
           <w:right w:val="single" w:sz="4" w:space="3" w:color="8DA2C4"/>
         </w:pBdr>
         <w:shd w:val="clear" w:color="auto" w:fill="F7F9FC"/>
-        <w:spacing w:after="30"/>
-        <w:ind w:left="57" w:right="57"/>
       </w:pPr>
       <w:r>
         <w:rPr>
@@ -2410,6 +2350,8 @@
     </w:p>
     <w:p>
       <w:pPr>
+        <w:spacing w:after="30"/>
+        <w:ind w:left="57" w:right="57"/>
         <w:pBdr>
           <w:top w:val="single" w:sz="4" w:space="3" w:color="8DA2C4"/>
           <w:left w:val="single" w:sz="4" w:space="3" w:color="8DA2C4"/>
@@ -2417,8 +2359,6 @@
           <w:right w:val="single" w:sz="4" w:space="3" w:color="8DA2C4"/>
         </w:pBdr>
         <w:shd w:val="clear" w:color="auto" w:fill="F7F9FC"/>
-        <w:spacing w:after="30"/>
-        <w:ind w:left="57" w:right="57"/>
       </w:pPr>
       <w:r>
         <w:rPr>
@@ -2672,6 +2612,8 @@
     </w:p>
     <w:p>
       <w:pPr>
+        <w:spacing w:after="30"/>
+        <w:ind w:left="57" w:right="57"/>
         <w:pBdr>
           <w:top w:val="single" w:sz="4" w:space="3" w:color="8DA2C4"/>
           <w:left w:val="single" w:sz="4" w:space="3" w:color="8DA2C4"/>
@@ -2679,8 +2621,6 @@
           <w:right w:val="single" w:sz="4" w:space="3" w:color="8DA2C4"/>
         </w:pBdr>
         <w:shd w:val="clear" w:color="auto" w:fill="F7F9FC"/>
-        <w:spacing w:after="30"/>
-        <w:ind w:left="57" w:right="57"/>
       </w:pPr>
       <w:r>
         <w:rPr>
@@ -2892,6 +2832,8 @@
     </w:p>
     <w:p>
       <w:pPr>
+        <w:spacing w:after="30"/>
+        <w:ind w:left="57" w:right="57"/>
         <w:pBdr>
           <w:top w:val="single" w:sz="4" w:space="3" w:color="8DA2C4"/>
           <w:left w:val="single" w:sz="4" w:space="3" w:color="8DA2C4"/>
@@ -2899,8 +2841,6 @@
           <w:right w:val="single" w:sz="4" w:space="3" w:color="8DA2C4"/>
         </w:pBdr>
         <w:shd w:val="clear" w:color="auto" w:fill="F7F9FC"/>
-        <w:spacing w:after="30"/>
-        <w:ind w:left="57" w:right="57"/>
       </w:pPr>
       <w:r>
         <w:rPr>
@@ -3072,18 +3012,19 @@
       <w:tblPr>
         <w:tblStyle w:val="TableGrid"/>
         <w:tblW w:type="auto" w:w="0"/>
+        <w:tblLayout w:type="fixed"/>
         <w:tblLook w:firstColumn="1" w:firstRow="1" w:lastColumn="0" w:lastRow="0" w:noHBand="0" w:noVBand="1" w:val="04A0"/>
       </w:tblPr>
       <w:tblGrid>
-        <w:gridCol w:w="2579"/>
-        <w:gridCol w:w="2579"/>
-        <w:gridCol w:w="2579"/>
-        <w:gridCol w:w="2579"/>
+        <w:gridCol w:w="1190"/>
+        <w:gridCol w:w="1190"/>
+        <w:gridCol w:w="1190"/>
+        <w:gridCol w:w="1190"/>
       </w:tblGrid>
       <w:tr>
         <w:tc>
           <w:tcPr>
-            <w:tcW w:type="dxa" w:w="2579"/>
+            <w:tcW w:type="dxa" w:w="1191"/>
           </w:tcPr>
           <w:p>
             <w:pPr>
@@ -3093,7 +3034,7 @@
         </w:tc>
         <w:tc>
           <w:tcPr>
-            <w:tcW w:type="dxa" w:w="2579"/>
+            <w:tcW w:type="dxa" w:w="1191"/>
           </w:tcPr>
           <w:p>
             <w:pPr>
@@ -3112,7 +3053,7 @@
         </w:tc>
         <w:tc>
           <w:tcPr>
-            <w:tcW w:type="dxa" w:w="2579"/>
+            <w:tcW w:type="dxa" w:w="1191"/>
           </w:tcPr>
           <w:p>
             <w:pPr>
@@ -3131,7 +3072,7 @@
         </w:tc>
         <w:tc>
           <w:tcPr>
-            <w:tcW w:type="dxa" w:w="2579"/>
+            <w:tcW w:type="dxa" w:w="1191"/>
           </w:tcPr>
           <w:p>
             <w:pPr>
@@ -3152,7 +3093,7 @@
       <w:tr>
         <w:tc>
           <w:tcPr>
-            <w:tcW w:type="dxa" w:w="2579"/>
+            <w:tcW w:type="dxa" w:w="1191"/>
           </w:tcPr>
           <w:p>
             <w:pPr>
@@ -3171,7 +3112,7 @@
         </w:tc>
         <w:tc>
           <w:tcPr>
-            <w:tcW w:type="dxa" w:w="2579"/>
+            <w:tcW w:type="dxa" w:w="1191"/>
           </w:tcPr>
           <w:p>
             <w:pPr>
@@ -3190,7 +3131,7 @@
         </w:tc>
         <w:tc>
           <w:tcPr>
-            <w:tcW w:type="dxa" w:w="2579"/>
+            <w:tcW w:type="dxa" w:w="1191"/>
           </w:tcPr>
           <w:p>
             <w:pPr>
@@ -3209,7 +3150,7 @@
         </w:tc>
         <w:tc>
           <w:tcPr>
-            <w:tcW w:type="dxa" w:w="2579"/>
+            <w:tcW w:type="dxa" w:w="1191"/>
           </w:tcPr>
           <w:p>
             <w:pPr>
@@ -3230,7 +3171,7 @@
       <w:tr>
         <w:tc>
           <w:tcPr>
-            <w:tcW w:type="dxa" w:w="2579"/>
+            <w:tcW w:type="dxa" w:w="1191"/>
           </w:tcPr>
           <w:p>
             <w:pPr>
@@ -3249,7 +3190,7 @@
         </w:tc>
         <w:tc>
           <w:tcPr>
-            <w:tcW w:type="dxa" w:w="2579"/>
+            <w:tcW w:type="dxa" w:w="1191"/>
           </w:tcPr>
           <w:p>
             <w:pPr>
@@ -3268,7 +3209,7 @@
         </w:tc>
         <w:tc>
           <w:tcPr>
-            <w:tcW w:type="dxa" w:w="2579"/>
+            <w:tcW w:type="dxa" w:w="1191"/>
           </w:tcPr>
           <w:p>
             <w:pPr>
@@ -3287,7 +3228,7 @@
         </w:tc>
         <w:tc>
           <w:tcPr>
-            <w:tcW w:type="dxa" w:w="2579"/>
+            <w:tcW w:type="dxa" w:w="1191"/>
           </w:tcPr>
           <w:p>
             <w:pPr>
@@ -3308,7 +3249,7 @@
       <w:tr>
         <w:tc>
           <w:tcPr>
-            <w:tcW w:type="dxa" w:w="2579"/>
+            <w:tcW w:type="dxa" w:w="1191"/>
           </w:tcPr>
           <w:p>
             <w:pPr>
@@ -3327,7 +3268,7 @@
         </w:tc>
         <w:tc>
           <w:tcPr>
-            <w:tcW w:type="dxa" w:w="2579"/>
+            <w:tcW w:type="dxa" w:w="1191"/>
           </w:tcPr>
           <w:p>
             <w:pPr>
@@ -3346,7 +3287,7 @@
         </w:tc>
         <w:tc>
           <w:tcPr>
-            <w:tcW w:type="dxa" w:w="2579"/>
+            <w:tcW w:type="dxa" w:w="1191"/>
           </w:tcPr>
           <w:p>
             <w:pPr>
@@ -3365,7 +3306,7 @@
         </w:tc>
         <w:tc>
           <w:tcPr>
-            <w:tcW w:type="dxa" w:w="2579"/>
+            <w:tcW w:type="dxa" w:w="1191"/>
           </w:tcPr>
           <w:p>
             <w:pPr>
@@ -3485,8 +3426,8 @@
           <w:type w:val="continuous"/>
           <w:pgSz w:w="11906" w:h="16838"/>
           <w:pgMar w:top="680" w:right="794" w:bottom="624" w:left="794" w:header="720" w:footer="720" w:gutter="0"/>
+          <w:docGrid w:linePitch="360"/>
           <w:cols w:num="2" w:space="396" w:sep="1"/>
-          <w:docGrid w:linePitch="360"/>
         </w:sectPr>
       </w:pPr>
     </w:p>
@@ -4083,8 +4024,8 @@
     <w:sectPr>
       <w:pgSz w:w="11906" w:h="16838"/>
       <w:pgMar w:top="680" w:right="794" w:bottom="624" w:left="794" w:header="720" w:footer="720" w:gutter="0"/>
+      <w:docGrid w:linePitch="360"/>
       <w:cols w:num="1" w:space="396"/>
-      <w:docGrid w:linePitch="360"/>
     </w:sectPr>
   </w:body>
 </w:document>
